--- a/DocsGen/templates/NR35.docx
+++ b/DocsGen/templates/NR35.docx
@@ -225,43 +225,7 @@
         <w:rPr>
           <w:rFonts w:ascii="Arial" w:hAnsi="Arial" w:cs="Arial"/>
         </w:rPr>
-        <w:t xml:space="preserve">- No exercício de suas atividades, o </w:t>
-      </w:r>
-      <w:r>
-        <w:rPr>
-          <w:rFonts w:ascii="Arial" w:hAnsi="Arial" w:cs="Arial"/>
-        </w:rPr>
-        <w:t xml:space="preserve">profissional </w:t>
-      </w:r>
-      <w:r>
-        <w:rPr>
-          <w:rFonts w:ascii="Arial" w:hAnsi="Arial" w:cs="Arial"/>
-        </w:rPr>
-        <w:t xml:space="preserve">observará as </w:t>
-      </w:r>
-      <w:r>
-        <w:rPr>
-          <w:rFonts w:ascii="Arial" w:hAnsi="Arial" w:cs="Arial"/>
-        </w:rPr>
-        <w:t xml:space="preserve">determinações contidas nos manuais, procedimentos e instruções de trabalho da VESTAS, assim como as </w:t>
-      </w:r>
-      <w:r>
-        <w:rPr>
-          <w:rFonts w:ascii="Arial" w:hAnsi="Arial" w:cs="Arial"/>
-        </w:rPr>
-        <w:t>disposições aplicáve</w:t>
-      </w:r>
-      <w:r>
-        <w:rPr>
-          <w:rFonts w:ascii="Arial" w:hAnsi="Arial" w:cs="Arial"/>
-        </w:rPr>
-        <w:t>is da Norma Regulamentadora NR-35</w:t>
-      </w:r>
-      <w:r>
-        <w:rPr>
-          <w:rFonts w:ascii="Arial" w:hAnsi="Arial" w:cs="Arial"/>
-        </w:rPr>
-        <w:t>;</w:t>
+        <w:t xml:space="preserve">- O profissional é devidamente QUALIFICADO conforme certificado de curso específico, oficialmente reconhecido, apresentado no ato de sua contratação; </w:t>
       </w:r>
     </w:p>
     <w:p>
@@ -272,60 +236,6 @@
           <w:rFonts w:ascii="Arial" w:hAnsi="Arial" w:cs="Arial"/>
         </w:rPr>
       </w:pPr>
-      <w:r>
-        <w:rPr>
-          <w:rFonts w:ascii="Arial" w:hAnsi="Arial" w:cs="Arial"/>
-        </w:rPr>
-        <w:t>-</w:t>
-      </w:r>
-      <w:r>
-        <w:rPr>
-          <w:rFonts w:ascii="Arial" w:hAnsi="Arial" w:cs="Arial"/>
-        </w:rPr>
-        <w:t xml:space="preserve"> </w:t>
-      </w:r>
-      <w:r>
-        <w:rPr>
-          <w:rFonts w:ascii="Arial" w:hAnsi="Arial" w:cs="Arial"/>
-        </w:rPr>
-        <w:t>O</w:t>
-      </w:r>
-      <w:r>
-        <w:rPr>
-          <w:rFonts w:ascii="Arial" w:hAnsi="Arial" w:cs="Arial"/>
-        </w:rPr>
-        <w:t xml:space="preserve"> profissional é devidamente QUALIFICADO conforme certificado de curso </w:t>
-      </w:r>
-      <w:r>
-        <w:rPr>
-          <w:rFonts w:ascii="Arial" w:hAnsi="Arial" w:cs="Arial"/>
-        </w:rPr>
-        <w:t>específico</w:t>
-      </w:r>
-      <w:r>
-        <w:rPr>
-          <w:rFonts w:ascii="Arial" w:hAnsi="Arial" w:cs="Arial"/>
-        </w:rPr>
-        <w:t>, oficialmente reconhecido,</w:t>
-      </w:r>
-      <w:r>
-        <w:rPr>
-          <w:rFonts w:ascii="Arial" w:hAnsi="Arial" w:cs="Arial"/>
-        </w:rPr>
-        <w:t xml:space="preserve"> </w:t>
-      </w:r>
-      <w:r>
-        <w:rPr>
-          <w:rFonts w:ascii="Arial" w:hAnsi="Arial" w:cs="Arial"/>
-        </w:rPr>
-        <w:t>aprese</w:t>
-      </w:r>
-      <w:r>
-        <w:rPr>
-          <w:rFonts w:ascii="Arial" w:hAnsi="Arial" w:cs="Arial"/>
-        </w:rPr>
-        <w:t>ntado no ato de sua contratação;</w:t>
-      </w:r>
     </w:p>
     <w:p>
       <w:pPr>
@@ -339,56 +249,17 @@
         <w:rPr>
           <w:rFonts w:ascii="Arial" w:hAnsi="Arial" w:cs="Arial"/>
         </w:rPr>
-        <w:t>- O</w:t>
-      </w:r>
-      <w:r>
-        <w:rPr>
-          <w:rFonts w:ascii="Arial" w:hAnsi="Arial" w:cs="Arial"/>
-        </w:rPr>
-        <w:t xml:space="preserve"> profissional recebeu os treinamentos necessários</w:t>
-      </w:r>
-      <w:r>
-        <w:rPr>
-          <w:rFonts w:ascii="Arial" w:hAnsi="Arial" w:cs="Arial"/>
-        </w:rPr>
-        <w:t xml:space="preserve"> e se encontra CAPACITADO</w:t>
-      </w:r>
-      <w:r>
-        <w:rPr>
-          <w:rFonts w:ascii="Arial" w:hAnsi="Arial" w:cs="Arial"/>
-        </w:rPr>
-        <w:t>,</w:t>
-      </w:r>
-      <w:r>
-        <w:rPr>
-          <w:rFonts w:ascii="Arial" w:hAnsi="Arial" w:cs="Arial"/>
-        </w:rPr>
-        <w:t xml:space="preserve"> conforme </w:t>
-      </w:r>
-      <w:r>
-        <w:rPr>
-          <w:rFonts w:ascii="Arial" w:hAnsi="Arial" w:cs="Arial"/>
-        </w:rPr>
-        <w:t>item 35.3 Capacitação e Treinamento</w:t>
-      </w:r>
-      <w:r>
-        <w:rPr>
-          <w:rFonts w:ascii="Arial" w:hAnsi="Arial" w:cs="Arial"/>
-        </w:rPr>
-        <w:t xml:space="preserve"> (Curso Básico</w:t>
-      </w:r>
-      <w:r>
-        <w:rPr>
-          <w:rFonts w:ascii="Arial" w:hAnsi="Arial" w:cs="Arial"/>
-        </w:rPr>
-        <w:t>, incluindo reciclagens bianuais, quando aplicável</w:t>
-      </w:r>
-      <w:r>
-        <w:rPr>
-          <w:rFonts w:ascii="Arial" w:hAnsi="Arial" w:cs="Arial"/>
-        </w:rPr>
-        <w:t>);</w:t>
-      </w:r>
+        <w:t xml:space="preserve">- O profissional recebeu os treinamentos necessários e se encontra CAPACITADO, conforme item 35.4 Autorização, Capacitação e Aptidão, Destaca-se, em especial, o atendimento ao subitem 35.4.2, que estabelece que “considera-se trabalhador capacitado para trabalho em altura aquele que foi submetido e aprovado em processo de capacitação, envolvendo treinamento teórico e prático, inicial, periódico e eventual, observado o disposto na NR-01”; </w:t>
+      </w:r>
+    </w:p>
+    <w:p>
+      <w:pPr>
+        <w:spacing w:after="0" w:line="240" w:lineRule="auto"/>
+        <w:jc w:val="both"/>
+        <w:rPr>
+          <w:rFonts w:ascii="Arial" w:hAnsi="Arial" w:cs="Arial"/>
+        </w:rPr>
+      </w:pPr>
     </w:p>
     <w:p>
       <w:pPr>
@@ -814,7 +685,9 @@
             <w:tcW w:w="4530" w:type="dxa"/>
           </w:tcPr>
           <w:p>
-            <w:r/>
+            <w:pPr>
+              <w:jc w:val="center"/>
+            </w:pPr>
             <w:r>
               <w:rPr>
                 <w:b/>
@@ -823,14 +696,10 @@
             </w:r>
             <w:r>
               <w:br/>
-            </w:r>
-            <w:r>
               <w:t>FUNCAOHSE</w:t>
             </w:r>
             <w:r>
               <w:br/>
-            </w:r>
-            <w:r>
               <w:t>REGISTROHSE</w:t>
             </w:r>
           </w:p>
@@ -2037,6 +1906,7 @@
   <w:style w:type="character" w:default="1" w:styleId="DefaultParagraphFont">
     <w:name w:val="Default Paragraph Font"/>
     <w:uiPriority w:val="1"/>
+    <w:semiHidden/>
     <w:unhideWhenUsed/>
   </w:style>
   <w:style w:type="table" w:default="1" w:styleId="TableNormal">
@@ -2487,12 +2357,21 @@
 </file>
 
 <file path=customXml/item1.xml><?xml version="1.0" encoding="utf-8"?>
-<?mso-contentType ?>
-<FormTemplates xmlns="http://schemas.microsoft.com/sharepoint/v3/contenttype/forms">
-  <Display>DocumentLibraryForm</Display>
-  <Edit>DocumentLibraryForm</Edit>
-  <New>DocumentLibraryForm</New>
-</FormTemplates>
+<p:properties xmlns:p="http://schemas.microsoft.com/office/2006/metadata/properties" xmlns:xsi="http://www.w3.org/2001/XMLSchema-instance" xmlns:pc="http://schemas.microsoft.com/office/infopath/2007/PartnerControls">
+  <documentManagement>
+    <SharedWithUsers xmlns="4c61e19b-130e-4f0e-85ad-f29bf0e78033">
+      <UserInfo>
+        <DisplayName/>
+        <AccountId xsi:nil="true"/>
+        <AccountType/>
+      </UserInfo>
+    </SharedWithUsers>
+    <TaxCatchAll xmlns="4c61e19b-130e-4f0e-85ad-f29bf0e78033" xsi:nil="true"/>
+    <lcf76f155ced4ddcb4097134ff3c332f xmlns="4b926790-beef-4c3a-b2b0-daa3a2e6a4f3">
+      <Terms xmlns="http://schemas.microsoft.com/office/infopath/2007/PartnerControls"/>
+    </lcf76f155ced4ddcb4097134ff3c332f>
+  </documentManagement>
+</p:properties>
 </file>
 
 <file path=customXml/item2.xml><?xml version="1.0" encoding="utf-8"?>
@@ -2725,21 +2604,12 @@
 </file>
 
 <file path=customXml/item3.xml><?xml version="1.0" encoding="utf-8"?>
-<p:properties xmlns:p="http://schemas.microsoft.com/office/2006/metadata/properties" xmlns:xsi="http://www.w3.org/2001/XMLSchema-instance" xmlns:pc="http://schemas.microsoft.com/office/infopath/2007/PartnerControls">
-  <documentManagement>
-    <SharedWithUsers xmlns="4c61e19b-130e-4f0e-85ad-f29bf0e78033">
-      <UserInfo>
-        <DisplayName/>
-        <AccountId xsi:nil="true"/>
-        <AccountType/>
-      </UserInfo>
-    </SharedWithUsers>
-    <TaxCatchAll xmlns="4c61e19b-130e-4f0e-85ad-f29bf0e78033" xsi:nil="true"/>
-    <lcf76f155ced4ddcb4097134ff3c332f xmlns="4b926790-beef-4c3a-b2b0-daa3a2e6a4f3">
-      <Terms xmlns="http://schemas.microsoft.com/office/infopath/2007/PartnerControls"/>
-    </lcf76f155ced4ddcb4097134ff3c332f>
-  </documentManagement>
-</p:properties>
+<?mso-contentType ?>
+<FormTemplates xmlns="http://schemas.microsoft.com/sharepoint/v3/contenttype/forms">
+  <Display>DocumentLibraryForm</Display>
+  <Edit>DocumentLibraryForm</Edit>
+  <New>DocumentLibraryForm</New>
+</FormTemplates>
 </file>
 
 <file path=customXml/item4.xml><?xml version="1.0" encoding="utf-8"?>
@@ -2747,9 +2617,12 @@
 </file>
 
 <file path=customXml/itemProps1.xml><?xml version="1.0" encoding="utf-8"?>
-<ds:datastoreItem xmlns:ds="http://schemas.openxmlformats.org/officeDocument/2006/customXml" ds:itemID="{23B075B7-4693-4F58-9F1C-6BD5D6C09EA3}">
+<ds:datastoreItem xmlns:ds="http://schemas.openxmlformats.org/officeDocument/2006/customXml" ds:itemID="{9B69BD4A-4AEC-449C-9DDA-C6A76B6D94FD}">
   <ds:schemaRefs>
-    <ds:schemaRef ds:uri="http://schemas.microsoft.com/sharepoint/v3/contenttype/forms"/>
+    <ds:schemaRef ds:uri="http://schemas.microsoft.com/office/2006/metadata/properties"/>
+    <ds:schemaRef ds:uri="http://schemas.microsoft.com/office/infopath/2007/PartnerControls"/>
+    <ds:schemaRef ds:uri="4c61e19b-130e-4f0e-85ad-f29bf0e78033"/>
+    <ds:schemaRef ds:uri="4b926790-beef-4c3a-b2b0-daa3a2e6a4f3"/>
   </ds:schemaRefs>
 </ds:datastoreItem>
 </file>
@@ -2774,12 +2647,9 @@
 </file>
 
 <file path=customXml/itemProps3.xml><?xml version="1.0" encoding="utf-8"?>
-<ds:datastoreItem xmlns:ds="http://schemas.openxmlformats.org/officeDocument/2006/customXml" ds:itemID="{9B69BD4A-4AEC-449C-9DDA-C6A76B6D94FD}">
+<ds:datastoreItem xmlns:ds="http://schemas.openxmlformats.org/officeDocument/2006/customXml" ds:itemID="{23B075B7-4693-4F58-9F1C-6BD5D6C09EA3}">
   <ds:schemaRefs>
-    <ds:schemaRef ds:uri="http://schemas.microsoft.com/office/2006/metadata/properties"/>
-    <ds:schemaRef ds:uri="http://schemas.microsoft.com/office/infopath/2007/PartnerControls"/>
-    <ds:schemaRef ds:uri="4c61e19b-130e-4f0e-85ad-f29bf0e78033"/>
-    <ds:schemaRef ds:uri="4b926790-beef-4c3a-b2b0-daa3a2e6a4f3"/>
+    <ds:schemaRef ds:uri="http://schemas.microsoft.com/sharepoint/v3/contenttype/forms"/>
   </ds:schemaRefs>
 </ds:datastoreItem>
 </file>
@@ -2790,4 +2660,10 @@
     <ds:schemaRef ds:uri="http://schemas.openxmlformats.org/officeDocument/2006/bibliography"/>
   </ds:schemaRefs>
 </ds:datastoreItem>
+</file>
+
+<file path=docMetadata/LabelInfo.xml><?xml version="1.0" encoding="utf-8"?>
+<clbl:labelList xmlns:clbl="http://schemas.microsoft.com/office/2020/mipLabelMetadata">
+  <clbl:label id="{c54a7a20-be22-4e5c-97bd-277f45e221d0}" enabled="1" method="Privileged" siteId="{c0701940-7b3f-4116-a59f-159078bc3c63}" removed="0"/>
+</clbl:labelList>
 </file>